--- a/handwritten-letter/מכתב_בכתב_יד_11-03-2024.docx
+++ b/handwritten-letter/מכתב_בכתב_יד_11-03-2024.docx
@@ -19,7 +19,7 @@
               <a:graphicData uri="http://schemas.openxmlformats.org/drawingml/2006/picture">
                 <pic:pic>
                   <pic:nvPicPr>
-                    <pic:cNvPr id="0" name="native.png"/>
+                    <pic:cNvPr id="0" name="page_fixed.png"/>
                     <pic:cNvPicPr/>
                   </pic:nvPicPr>
                   <pic:blipFill>
